--- a/client/public/help/PricingLegend.docx
+++ b/client/public/help/PricingLegend.docx
@@ -77,7 +77,7 @@
           <w:sz w:val="22"/>
           <w:szCs w:val="22"/>
         </w:rPr>
-        <w:t xml:space="preserve">Audit date: 2026-04-29 · 14 corrections applied</w:t>
+        <w:t xml:space="preserve">Audit date: 2026-04-30 · 14 corrections applied</w:t>
       </w:r>
     </w:p>
     <w:p>
@@ -181,7 +181,7 @@
           <w:szCs w:val="21"/>
         </w:rPr>
         <w:t xml:space="preserve">Every formula in this Legend has been cross-checked against the live engine at
-client/src/services/calcEngine.js on 2026-04-29.
+client/src/services/calcEngine.js on 2026-04-30.
 Where the legacy training xlsx (v3.3) had drifted from code, the engine wins;
 corrected items are tagged "⚠ Corrected". Engine public functions: calcPitch,
 calcLayoutPerSheet, calcQPA_LM, calcMat, calcInk, calcProcess, calcPacking,
@@ -12969,7 +12969,7 @@
           <w:sz w:val="18"/>
           <w:szCs w:val="18"/>
         </w:rPr>
-        <w:t xml:space="preserve">Source of truth: client/src/services/calcEngine.js · Audit date: 2026-04-29 · 14 corrections applied</w:t>
+        <w:t xml:space="preserve">Source of truth: client/src/services/calcEngine.js · Audit date: 2026-04-30 · 14 corrections applied</w:t>
       </w:r>
     </w:p>
     <w:p>
